--- a/version-3/dept-timetables/ME_Sem1_TimeTable_styled.docx
+++ b/version-3/dept-timetables/ME_Sem1_TimeTable_styled.docx
@@ -1426,7 +1426,7 @@
                 <w:b w:val="0"/>
                 <w:sz w:val="15"/>
               </w:rPr>
-              <w:t>MECT-LAB-02</w:t>
+              <w:t>MECT-LAB-01</w:t>
             </w:r>
           </w:p>
         </w:tc>
@@ -4169,6 +4169,7 @@
         <w:tc>
           <w:tcPr>
             <w:tcW w:type="dxa" w:w="1328"/>
+            <w:gridSpan w:val="2"/>
             <w:tcBorders>
               <w:top w:val="single" w:sz="4" w:color="B7BDD6"/>
               <w:left w:val="single" w:sz="4" w:color="B7BDD6"/>
@@ -4256,59 +4257,6 @@
                 <w:sz w:val="15"/>
               </w:rPr>
               <w:t>Mr.B Kiran Kumar</w:t>
-            </w:r>
-          </w:p>
-          <w:p>
-            <w:pPr>
-              <w:spacing w:after="0" w:before="0"/>
-              <w:jc w:val="center"/>
-            </w:pPr>
-            <w:r>
-              <w:rPr>
-                <w:b w:val="0"/>
-                <w:sz w:val="15"/>
-              </w:rPr>
-              <w:t>H-314</w:t>
-            </w:r>
-          </w:p>
-        </w:tc>
-        <w:tc>
-          <w:tcPr>
-            <w:tcW w:type="dxa" w:w="1328"/>
-            <w:tcBorders>
-              <w:top w:val="single" w:sz="4" w:color="B7BDD6"/>
-              <w:left w:val="single" w:sz="4" w:color="B7BDD6"/>
-              <w:bottom w:val="single" w:sz="4" w:color="B7BDD6"/>
-              <w:right w:val="single" w:sz="4" w:color="B7BDD6"/>
-            </w:tcBorders>
-            <w:vAlign w:val="center"/>
-            <w:shd w:val="clear" w:fill="DCE6F7"/>
-          </w:tcPr>
-          <w:p>
-            <w:pPr>
-              <w:spacing w:after="0" w:before="0"/>
-              <w:jc w:val="center"/>
-            </w:pPr>
-            <w:r/>
-            <w:r>
-              <w:rPr>
-                <w:b/>
-                <w:sz w:val="15"/>
-              </w:rPr>
-              <w:t>EM</w:t>
-            </w:r>
-          </w:p>
-          <w:p>
-            <w:pPr>
-              <w:spacing w:after="0" w:before="0"/>
-              <w:jc w:val="center"/>
-            </w:pPr>
-            <w:r>
-              <w:rPr>
-                <w:b w:val="0"/>
-                <w:sz w:val="15"/>
-              </w:rPr>
-              <w:t>Dr. S. Jush Kumar</w:t>
             </w:r>
           </w:p>
           <w:p>
@@ -4466,59 +4414,6 @@
         <w:tc>
           <w:tcPr>
             <w:tcW w:type="dxa" w:w="1328"/>
-            <w:tcBorders>
-              <w:top w:val="single" w:sz="4" w:color="B7BDD6"/>
-              <w:left w:val="single" w:sz="4" w:color="B7BDD6"/>
-              <w:bottom w:val="single" w:sz="4" w:color="B7BDD6"/>
-              <w:right w:val="single" w:sz="4" w:color="B7BDD6"/>
-            </w:tcBorders>
-            <w:vAlign w:val="center"/>
-            <w:shd w:val="clear" w:fill="DCE6F7"/>
-          </w:tcPr>
-          <w:p>
-            <w:pPr>
-              <w:spacing w:after="0" w:before="0"/>
-              <w:jc w:val="center"/>
-            </w:pPr>
-            <w:r/>
-            <w:r>
-              <w:rPr>
-                <w:b/>
-                <w:sz w:val="15"/>
-              </w:rPr>
-              <w:t>MECT</w:t>
-            </w:r>
-          </w:p>
-          <w:p>
-            <w:pPr>
-              <w:spacing w:after="0" w:before="0"/>
-              <w:jc w:val="center"/>
-            </w:pPr>
-            <w:r>
-              <w:rPr>
-                <w:b w:val="0"/>
-                <w:sz w:val="15"/>
-              </w:rPr>
-              <w:t>Mr.B Kiran Kumar</w:t>
-            </w:r>
-          </w:p>
-          <w:p>
-            <w:pPr>
-              <w:spacing w:after="0" w:before="0"/>
-              <w:jc w:val="center"/>
-            </w:pPr>
-            <w:r>
-              <w:rPr>
-                <w:b w:val="0"/>
-                <w:sz w:val="15"/>
-              </w:rPr>
-              <w:t>H-314</w:t>
-            </w:r>
-          </w:p>
-        </w:tc>
-        <w:tc>
-          <w:tcPr>
-            <w:tcW w:type="dxa" w:w="1328"/>
             <w:gridSpan w:val="2"/>
             <w:tcBorders>
               <w:top w:val="single" w:sz="4" w:color="B7BDD6"/>
@@ -4567,6 +4462,59 @@
                 <w:sz w:val="15"/>
               </w:rPr>
               <w:t>B-Block Aarambh Auditorium</w:t>
+            </w:r>
+          </w:p>
+        </w:tc>
+        <w:tc>
+          <w:tcPr>
+            <w:tcW w:type="dxa" w:w="1328"/>
+            <w:tcBorders>
+              <w:top w:val="single" w:sz="4" w:color="B7BDD6"/>
+              <w:left w:val="single" w:sz="4" w:color="B7BDD6"/>
+              <w:bottom w:val="single" w:sz="4" w:color="B7BDD6"/>
+              <w:right w:val="single" w:sz="4" w:color="B7BDD6"/>
+            </w:tcBorders>
+            <w:vAlign w:val="center"/>
+            <w:shd w:val="clear" w:fill="DCE6F7"/>
+          </w:tcPr>
+          <w:p>
+            <w:pPr>
+              <w:spacing w:after="0" w:before="0"/>
+              <w:jc w:val="center"/>
+            </w:pPr>
+            <w:r/>
+            <w:r>
+              <w:rPr>
+                <w:b/>
+                <w:sz w:val="15"/>
+              </w:rPr>
+              <w:t>MECT</w:t>
+            </w:r>
+          </w:p>
+          <w:p>
+            <w:pPr>
+              <w:spacing w:after="0" w:before="0"/>
+              <w:jc w:val="center"/>
+            </w:pPr>
+            <w:r>
+              <w:rPr>
+                <w:b w:val="0"/>
+                <w:sz w:val="15"/>
+              </w:rPr>
+              <w:t>Mr.B Kiran Kumar</w:t>
+            </w:r>
+          </w:p>
+          <w:p>
+            <w:pPr>
+              <w:spacing w:after="0" w:before="0"/>
+              <w:jc w:val="center"/>
+            </w:pPr>
+            <w:r>
+              <w:rPr>
+                <w:b w:val="0"/>
+                <w:sz w:val="15"/>
+              </w:rPr>
+              <w:t>H-314</w:t>
             </w:r>
           </w:p>
         </w:tc>
@@ -4702,7 +4650,7 @@
                 <w:b w:val="0"/>
                 <w:sz w:val="15"/>
               </w:rPr>
-              <w:t>H-110</w:t>
+              <w:t>H-306</w:t>
             </w:r>
           </w:p>
         </w:tc>
@@ -4786,7 +4734,7 @@
                 <w:b w:val="0"/>
                 <w:sz w:val="15"/>
               </w:rPr>
-              <w:t>MECT-LAB-02</w:t>
+              <w:t>MECT-LAB-01</w:t>
             </w:r>
           </w:p>
         </w:tc>
@@ -7165,7 +7113,7 @@
                 <w:b w:val="0"/>
                 <w:sz w:val="15"/>
               </w:rPr>
-              <w:t>MECT-LAB-01</w:t>
+              <w:t>MECT-LAB-02</w:t>
             </w:r>
           </w:p>
         </w:tc>
@@ -7802,6 +7750,59 @@
         <w:tc>
           <w:tcPr>
             <w:tcW w:type="dxa" w:w="1328"/>
+            <w:tcBorders>
+              <w:top w:val="single" w:sz="4" w:color="B7BDD6"/>
+              <w:left w:val="single" w:sz="4" w:color="B7BDD6"/>
+              <w:bottom w:val="single" w:sz="4" w:color="B7BDD6"/>
+              <w:right w:val="single" w:sz="4" w:color="B7BDD6"/>
+            </w:tcBorders>
+            <w:vAlign w:val="center"/>
+            <w:shd w:val="clear" w:fill="DCE6F7"/>
+          </w:tcPr>
+          <w:p>
+            <w:pPr>
+              <w:spacing w:after="0" w:before="0"/>
+              <w:jc w:val="center"/>
+            </w:pPr>
+            <w:r/>
+            <w:r>
+              <w:rPr>
+                <w:b/>
+                <w:sz w:val="15"/>
+              </w:rPr>
+              <w:t>MECT</w:t>
+            </w:r>
+          </w:p>
+          <w:p>
+            <w:pPr>
+              <w:spacing w:after="0" w:before="0"/>
+              <w:jc w:val="center"/>
+            </w:pPr>
+            <w:r>
+              <w:rPr>
+                <w:b w:val="0"/>
+                <w:sz w:val="15"/>
+              </w:rPr>
+              <w:t>Dr.Saikrishna Balabadra</w:t>
+            </w:r>
+          </w:p>
+          <w:p>
+            <w:pPr>
+              <w:spacing w:after="0" w:before="0"/>
+              <w:jc w:val="center"/>
+            </w:pPr>
+            <w:r>
+              <w:rPr>
+                <w:b w:val="0"/>
+                <w:sz w:val="15"/>
+              </w:rPr>
+              <w:t>D-307</w:t>
+            </w:r>
+          </w:p>
+        </w:tc>
+        <w:tc>
+          <w:tcPr>
+            <w:tcW w:type="dxa" w:w="1328"/>
             <w:gridSpan w:val="2"/>
             <w:tcBorders>
               <w:top w:val="single" w:sz="4" w:color="B7BDD6"/>
@@ -7837,59 +7838,6 @@
                 <w:sz w:val="15"/>
               </w:rPr>
               <w:t>GANGAPRASAD A</w:t>
-            </w:r>
-          </w:p>
-          <w:p>
-            <w:pPr>
-              <w:spacing w:after="0" w:before="0"/>
-              <w:jc w:val="center"/>
-            </w:pPr>
-            <w:r>
-              <w:rPr>
-                <w:b w:val="0"/>
-                <w:sz w:val="15"/>
-              </w:rPr>
-              <w:t>D-307</w:t>
-            </w:r>
-          </w:p>
-        </w:tc>
-        <w:tc>
-          <w:tcPr>
-            <w:tcW w:type="dxa" w:w="1328"/>
-            <w:tcBorders>
-              <w:top w:val="single" w:sz="4" w:color="B7BDD6"/>
-              <w:left w:val="single" w:sz="4" w:color="B7BDD6"/>
-              <w:bottom w:val="single" w:sz="4" w:color="B7BDD6"/>
-              <w:right w:val="single" w:sz="4" w:color="B7BDD6"/>
-            </w:tcBorders>
-            <w:vAlign w:val="center"/>
-            <w:shd w:val="clear" w:fill="DCE6F7"/>
-          </w:tcPr>
-          <w:p>
-            <w:pPr>
-              <w:spacing w:after="0" w:before="0"/>
-              <w:jc w:val="center"/>
-            </w:pPr>
-            <w:r/>
-            <w:r>
-              <w:rPr>
-                <w:b/>
-                <w:sz w:val="15"/>
-              </w:rPr>
-              <w:t>MECT</w:t>
-            </w:r>
-          </w:p>
-          <w:p>
-            <w:pPr>
-              <w:spacing w:after="0" w:before="0"/>
-              <w:jc w:val="center"/>
-            </w:pPr>
-            <w:r>
-              <w:rPr>
-                <w:b w:val="0"/>
-                <w:sz w:val="15"/>
-              </w:rPr>
-              <w:t>Dr.Saikrishna Balabadra</w:t>
             </w:r>
           </w:p>
           <w:p>
